--- a/Stitch_System_Edge_Cases_Technical.docx
+++ b/Stitch_System_Edge_Cases_Technical.docx
@@ -2105,6 +2105,110 @@
           </w:p>
         </w:tc>
       </w:tr>
+      <w:tr>
+        <w:tc>
+          <w:tcPr>
+            <w:tcW w:type="dxa" w:w="2592"/>
+            <w:shd w:fill="F8FAFC"/>
+            <w:tcMar>
+              <w:top w:w="90" w:type="dxa"/>
+              <w:bottom w:w="90" w:type="dxa"/>
+              <w:left w:w="100" w:type="dxa"/>
+              <w:right w:w="100" w:type="dxa"/>
+            </w:tcMar>
+          </w:tcPr>
+          <w:p>
+            <w:pPr>
+              <w:spacing w:before="0" w:after="0"/>
+            </w:pPr>
+            <w:r>
+              <w:rPr>
+                <w:rFonts w:ascii="Segoe UI" w:hAnsi="Segoe UI"/>
+                <w:b/>
+                <w:color w:val="0F172A"/>
+                <w:sz w:val="17"/>
+              </w:rPr>
+              <w:t>Dashboard Tab Hopping &amp; Layout Thrashing (SWR Architecture)</w:t>
+            </w:r>
+          </w:p>
+        </w:tc>
+        <w:tc>
+          <w:tcPr>
+            <w:tcW w:type="dxa" w:w="2592"/>
+            <w:shd w:fill="F8FAFC"/>
+            <w:tcMar>
+              <w:top w:w="90" w:type="dxa"/>
+              <w:bottom w:w="90" w:type="dxa"/>
+              <w:left w:w="100" w:type="dxa"/>
+              <w:right w:w="100" w:type="dxa"/>
+            </w:tcMar>
+          </w:tcPr>
+          <w:p>
+            <w:pPr>
+              <w:spacing w:before="0" w:after="0"/>
+            </w:pPr>
+            <w:r>
+              <w:rPr>
+                <w:rFonts w:ascii="Segoe UI" w:hAnsi="Segoe UI"/>
+                <w:color w:val="334155"/>
+                <w:sz w:val="17"/>
+              </w:rPr>
+              <w:t>Admin repeatedly navigates between Customer Reviews, Audit Ledger, and Order History tabs.</w:t>
+            </w:r>
+          </w:p>
+        </w:tc>
+        <w:tc>
+          <w:tcPr>
+            <w:tcW w:type="dxa" w:w="3456"/>
+            <w:shd w:fill="F8FAFC"/>
+            <w:tcMar>
+              <w:top w:w="90" w:type="dxa"/>
+              <w:bottom w:w="90" w:type="dxa"/>
+              <w:left w:w="100" w:type="dxa"/>
+              <w:right w:w="100" w:type="dxa"/>
+            </w:tcMar>
+          </w:tcPr>
+          <w:p>
+            <w:pPr>
+              <w:spacing w:before="0" w:after="0"/>
+            </w:pPr>
+            <w:r>
+              <w:rPr>
+                <w:rFonts w:ascii="Segoe UI" w:hAnsi="Segoe UI"/>
+                <w:color w:val="334155"/>
+                <w:sz w:val="17"/>
+              </w:rPr>
+              <w:t>Implements module-level Stale-While-Revalidate (SWR) in-memory caching. Returning to visited tabs instantly serves existing dataset (0ms latency, zero skeleton flash) while quietly dispatching an asynchronous background revalidation query. Skeletons and loading spinners are strictly isolated to active user search queries, page resizing, or date filter mutations.</w:t>
+            </w:r>
+          </w:p>
+        </w:tc>
+        <w:tc>
+          <w:tcPr>
+            <w:tcW w:type="dxa" w:w="1728"/>
+            <w:shd w:fill="F8FAFC"/>
+            <w:tcMar>
+              <w:top w:w="90" w:type="dxa"/>
+              <w:bottom w:w="90" w:type="dxa"/>
+              <w:left w:w="100" w:type="dxa"/>
+              <w:right w:w="100" w:type="dxa"/>
+            </w:tcMar>
+          </w:tcPr>
+          <w:p>
+            <w:pPr>
+              <w:spacing w:before="0" w:after="0"/>
+            </w:pPr>
+            <w:r>
+              <w:rPr>
+                <w:rFonts w:ascii="Segoe UI" w:hAnsi="Segoe UI"/>
+                <w:b/>
+                <w:color w:val="0EA5E9"/>
+                <w:sz w:val="17"/>
+              </w:rPr>
+              <w:t>PanelCustomerReviews.tsx, PanelAuditTrail.tsx, app/admin/page.tsx</w:t>
+            </w:r>
+          </w:p>
+        </w:tc>
+      </w:tr>
     </w:tbl>
     <w:p>
       <w:pPr>
